--- a/extrakty/doc/TC278WG4/extract_18234-5_(2008).docx
+++ b/extrakty/doc/TC278WG4/extract_18234-5_(2008).docx
@@ -601,7 +601,7 @@
       <w:r>
         <w:rPr/>
         <w:tab/>
-        <w:t xml:space="preserve">syntax, symantics and framing structure – syntax, sémantika a rámcová struktura </w:t>
+        <w:t xml:space="preserve">syntax, semantics and framing structure – syntax, sémantika a rámcová struktura </w:t>
       </w:r>
     </w:p>
     <w:p>

--- a/extrakty/doc/TC278WG4/extract_18234-5_(2008).docx
+++ b/extrakty/doc/TC278WG4/extract_18234-5_(2008).docx
@@ -224,6 +224,16 @@
     <w:p>
       <w:pPr>
         <w:pStyle w:val="Textnormy"/>
+        <w:rPr/>
+      </w:pPr>
+      <w:r>
+        <w:rPr/>
+        <w:t xml:space="preserve">Poznámka: Extrakt uvádí vybrané kapitoly popisovaného dokumentu a přejímá původní číslování kapitol.</w:t>
+      </w:r>
+    </w:p>
+    <w:p>
+      <w:pPr>
+        <w:pStyle w:val="Textnormy"/>
         <w:rPr>
           <w:b/>
           <w:sz w:val="22"/>
@@ -247,34 +257,6 @@
       <w:r>
         <w:rPr/>
         <w:t>Technologie TPEG je určena pro poskytovatele služeb, neboť byla navržena pro širokou škálu aplikací, které vyžadují efektivní přenos z jednoho bodu do více bodů přes veskrze nespolehlivé rádiové vysílání.</w:t>
-      </w:r>
-    </w:p>
-    <w:p>
-      <w:pPr>
-        <w:pStyle w:val="Textnormy"/>
-        <w:rPr>
-          <w:b/>
-          <w:sz w:val="22"/>
-          <w:szCs w:val="22"/>
-        </w:rPr>
-      </w:pPr>
-      <w:r>
-        <w:rPr>
-          <w:b/>
-          <w:sz w:val="22"/>
-          <w:szCs w:val="22"/>
-        </w:rPr>
-        <w:t>Souvisící normy</w:t>
-      </w:r>
-    </w:p>
-    <w:p>
-      <w:pPr>
-        <w:pStyle w:val="Textnormy"/>
-        <w:rPr/>
-      </w:pPr>
-      <w:r>
-        <w:rPr/>
-        <w:t>Kromě ostatních částí této specifikace (18234-1 až 6) souvisí také se 13 částmi ISO/IEC 8859, které definují jedním 8-bitovým bajtem kódované soubory grafických znaků.</w:t>
       </w:r>
     </w:p>
     <w:p>
@@ -475,17 +457,17 @@
           <w:sz w:val="22"/>
           <w:szCs w:val="22"/>
         </w:rPr>
-        <w:t>3 Termíny a definice</w:t>
-      </w:r>
-    </w:p>
-    <w:p>
-      <w:pPr>
-        <w:pStyle w:val="Textnormy"/>
-        <w:rPr/>
-      </w:pPr>
-      <w:r>
-        <w:rPr/>
-        <w:t>Tato kapitola uvádí 33 termínů a definicí popisujících zprávy TPEG-PTI.</w:t>
+        <w:t xml:space="preserve">2 Souvisící normy</w:t>
+      </w:r>
+    </w:p>
+    <w:p>
+      <w:pPr>
+        <w:pStyle w:val="Textnormy"/>
+        <w:rPr/>
+      </w:pPr>
+      <w:r>
+        <w:rPr/>
+        <w:t>Kromě ostatních částí této specifikace (18234-1 až 6) souvisí také se 13 částmi ISO/IEC 8859, které definují jedním 8-bitovým bajtem kódované soubory grafických znaků.</w:t>
       </w:r>
     </w:p>
     <w:p>
@@ -503,7 +485,45 @@
           <w:sz w:val="22"/>
           <w:szCs w:val="22"/>
         </w:rPr>
-        <w:t>4 Zkratky</w:t>
+        <w:t>3 Termíny a definice</w:t>
+      </w:r>
+    </w:p>
+    <w:p>
+      <w:pPr>
+        <w:pStyle w:val="Textnormy"/>
+        <w:rPr/>
+      </w:pPr>
+      <w:r>
+        <w:rPr/>
+        <w:t>Tato kapitola uvádí 33 termínů a definicí popisujících zprávy TPEG-PTI.</w:t>
+      </w:r>
+    </w:p>
+    <w:p>
+      <w:pPr>
+        <w:pStyle w:val="Textnormy"/>
+        <w:rPr/>
+      </w:pPr>
+      <w:r>
+        <w:rPr/>
+        <w:t xml:space="preserve">Další termíny a zkratky z oboru ITS jsou obsaženy ve slovníku ITS terminology.</w:t>
+      </w:r>
+    </w:p>
+    <w:p>
+      <w:pPr>
+        <w:pStyle w:val="Textnormy"/>
+        <w:rPr>
+          <w:b/>
+          <w:sz w:val="22"/>
+          <w:szCs w:val="22"/>
+        </w:rPr>
+      </w:pPr>
+      <w:r>
+        <w:rPr>
+          <w:b/>
+          <w:sz w:val="22"/>
+          <w:szCs w:val="22"/>
+        </w:rPr>
+        <w:t xml:space="preserve">4 Symboly a zkratky</w:t>
       </w:r>
     </w:p>
     <w:p>
@@ -635,6 +655,16 @@
           <w:spacing w:val="-2"/>
         </w:rPr>
         <w:t xml:space="preserve"> forma strukturovaného zápisu informací o dopravě</w:t>
+      </w:r>
+    </w:p>
+    <w:p>
+      <w:pPr>
+        <w:pStyle w:val="Textnormy"/>
+        <w:rPr/>
+      </w:pPr>
+      <w:r>
+        <w:rPr/>
+        <w:t xml:space="preserve">Další termíny a zkratky z oboru ITS jsou obsaženy ve slovníku ITS terminology (www.ITSterminology.org).</w:t>
       </w:r>
     </w:p>
     <w:p>
@@ -836,7 +866,7 @@
             </wp:cNvGraphicFramePr>
             <a:graphic xmlns:a="http://schemas.openxmlformats.org/drawingml/2006/main">
               <a:graphicData uri="http://schemas.openxmlformats.org/drawingml/2006/picture">
-                <pic:pic xmlns:pic="http://schemas.openxmlformats.org/drawingml/2006/picture">
+                <pic:pic>
                   <pic:nvPicPr>
                     <pic:cNvPr id="1" name="Image1"/>
                     <pic:cNvPicPr>
@@ -936,7 +966,7 @@
             </wp:cNvGraphicFramePr>
             <a:graphic xmlns:a="http://schemas.openxmlformats.org/drawingml/2006/main">
               <a:graphicData uri="http://schemas.openxmlformats.org/drawingml/2006/picture">
-                <pic:pic xmlns:pic="http://schemas.openxmlformats.org/drawingml/2006/picture">
+                <pic:pic>
                   <pic:nvPicPr>
                     <pic:cNvPr id="2" name="Image2"/>
                     <pic:cNvPicPr>
@@ -1050,7 +1080,7 @@
             </wp:cNvGraphicFramePr>
             <a:graphic xmlns:a="http://schemas.openxmlformats.org/drawingml/2006/main">
               <a:graphicData uri="http://schemas.openxmlformats.org/drawingml/2006/picture">
-                <pic:pic xmlns:pic="http://schemas.openxmlformats.org/drawingml/2006/picture">
+                <pic:pic>
                   <pic:nvPicPr>
                     <pic:cNvPr id="3" name="Image3"/>
                     <pic:cNvPicPr>
@@ -1217,7 +1247,7 @@
             </wp:cNvGraphicFramePr>
             <a:graphic xmlns:a="http://schemas.openxmlformats.org/drawingml/2006/main">
               <a:graphicData uri="http://schemas.openxmlformats.org/drawingml/2006/picture">
-                <pic:pic xmlns:pic="http://schemas.openxmlformats.org/drawingml/2006/picture">
+                <pic:pic>
                   <pic:nvPicPr>
                     <pic:cNvPr id="4" name="Image4"/>
                     <pic:cNvPicPr>
@@ -1302,7 +1332,7 @@
             </wp:cNvGraphicFramePr>
             <a:graphic xmlns:a="http://schemas.openxmlformats.org/drawingml/2006/main">
               <a:graphicData uri="http://schemas.openxmlformats.org/drawingml/2006/picture">
-                <pic:pic xmlns:pic="http://schemas.openxmlformats.org/drawingml/2006/picture">
+                <pic:pic>
                   <pic:nvPicPr>
                     <pic:cNvPr id="5" name="Image5"/>
                     <pic:cNvPicPr>
@@ -1412,7 +1442,7 @@
             </wp:cNvGraphicFramePr>
             <a:graphic xmlns:a="http://schemas.openxmlformats.org/drawingml/2006/main">
               <a:graphicData uri="http://schemas.openxmlformats.org/drawingml/2006/picture">
-                <pic:pic xmlns:pic="http://schemas.openxmlformats.org/drawingml/2006/picture">
+                <pic:pic>
                   <pic:nvPicPr>
                     <pic:cNvPr id="6" name="Image6"/>
                     <pic:cNvPicPr>

--- a/extrakty/doc/TC278WG4/extract_18234-5_(2008).docx
+++ b/extrakty/doc/TC278WG4/extract_18234-5_(2008).docx
@@ -25,7 +25,7 @@
           <w:sz w:val="40"/>
           <w:szCs w:val="40"/>
         </w:rPr>
-        <w:t>EXTRAKT z české technické normy</w:t>
+        <w:t xml:space="preserve">EXTRAKT z technické specifikace CEN</w:t>
       </w:r>
     </w:p>
     <w:p>
@@ -134,7 +134,7 @@
                 <w:sz w:val="32"/>
                 <w:lang w:val="en-US" w:eastAsia="en-US"/>
               </w:rPr>
-              <w:t>ČSN P CEN ISO/TS 18234-5</w:t>
+              <w:t xml:space="preserve">CEN ISO/TS 18234-5</w:t>
             </w:r>
           </w:p>
           <w:p>
@@ -162,7 +162,7 @@
             </w:pPr>
             <w:r>
               <w:rPr/>
-              <w:t>01 8256</w:t>
+              <w:t xml:space="preserve"/>
             </w:r>
           </w:p>
         </w:tc>
@@ -178,9 +178,9 @@
       </w:pPr>
       <w:r>
         <w:rPr/>
-        <w:t>Platí od 1.1.2007</w:t>
+        <w:t xml:space="preserve">Vydána 2006, 66 stran</w:t>
         <w:tab/>
-        <w:t>66 stran</w:t>
+        <w:t/>
       </w:r>
     </w:p>
     <w:p>
